--- a/branding/example/nodejs/public/elixir/brand/templates/pl/resume-two-columns.docx
+++ b/branding/example/nodejs/public/elixir/brand/templates/pl/resume-two-columns.docx
@@ -246,44 +246,64 @@
                 <w:sz w:val="18"/>
                 <w:szCs w:val="18"/>
                 <w:rFonts w:ascii="DejaVu Sans" w:hAnsi="DejaVu Sans" w:eastAsia="DejaVu Sans" w:cs="DejaVu Sans"/>
-              </w:rPr>
-              <w:sym w:font="DejaVu Sans" w:char="F06C"/>
-            </w:r>
-            <w:r>
-              <w:rPr>
-                <w:color w:val="90CAF9"/>
-                <w:sz w:val="18"/>
-                <w:szCs w:val="18"/>
-                <w:rFonts w:ascii="DejaVu Sans" w:hAnsi="DejaVu Sans" w:eastAsia="DejaVu Sans" w:cs="DejaVu Sans"/>
-              </w:rPr>
-              <w:sym w:font="DejaVu Sans" w:char="F06C"/>
-            </w:r>
-            <w:r>
-              <w:rPr>
-                <w:color w:val="90CAF9"/>
-                <w:sz w:val="18"/>
-                <w:szCs w:val="18"/>
-                <w:rFonts w:ascii="DejaVu Sans" w:hAnsi="DejaVu Sans" w:eastAsia="DejaVu Sans" w:cs="DejaVu Sans"/>
-              </w:rPr>
-              <w:sym w:font="DejaVu Sans" w:char="F06C"/>
-            </w:r>
-            <w:r>
-              <w:rPr>
-                <w:color w:val="90CAF9"/>
-                <w:sz w:val="18"/>
-                <w:szCs w:val="18"/>
-                <w:rFonts w:ascii="DejaVu Sans" w:hAnsi="DejaVu Sans" w:eastAsia="DejaVu Sans" w:cs="DejaVu Sans"/>
-              </w:rPr>
-              <w:sym w:font="DejaVu Sans" w:char="F06C"/>
-            </w:r>
-            <w:r>
-              <w:rPr>
-                <w:color w:val="90CAF9"/>
-                <w:sz w:val="18"/>
-                <w:szCs w:val="18"/>
-                <w:rFonts w:ascii="DejaVu Sans" w:hAnsi="DejaVu Sans" w:eastAsia="DejaVu Sans" w:cs="DejaVu Sans"/>
-              </w:rPr>
-              <w:sym w:font="DejaVu Sans" w:char="F06C"/>
+                <w:b w:val="0"/>
+                <w:bCs w:val="0"/>
+                <w:i w:val="0"/>
+                <w:iCs w:val="0"/>
+              </w:rPr>
+              <w:t>●</w:t>
+            </w:r>
+            <w:r>
+              <w:rPr>
+                <w:color w:val="90CAF9"/>
+                <w:sz w:val="18"/>
+                <w:szCs w:val="18"/>
+                <w:rFonts w:ascii="DejaVu Sans" w:hAnsi="DejaVu Sans" w:eastAsia="DejaVu Sans" w:cs="DejaVu Sans"/>
+                <w:b w:val="0"/>
+                <w:bCs w:val="0"/>
+                <w:i w:val="0"/>
+                <w:iCs w:val="0"/>
+              </w:rPr>
+              <w:t>●</w:t>
+            </w:r>
+            <w:r>
+              <w:rPr>
+                <w:color w:val="90CAF9"/>
+                <w:sz w:val="18"/>
+                <w:szCs w:val="18"/>
+                <w:rFonts w:ascii="DejaVu Sans" w:hAnsi="DejaVu Sans" w:eastAsia="DejaVu Sans" w:cs="DejaVu Sans"/>
+                <w:b w:val="0"/>
+                <w:bCs w:val="0"/>
+                <w:i w:val="0"/>
+                <w:iCs w:val="0"/>
+              </w:rPr>
+              <w:t>●</w:t>
+            </w:r>
+            <w:r>
+              <w:rPr>
+                <w:color w:val="90CAF9"/>
+                <w:sz w:val="18"/>
+                <w:szCs w:val="18"/>
+                <w:rFonts w:ascii="DejaVu Sans" w:hAnsi="DejaVu Sans" w:eastAsia="DejaVu Sans" w:cs="DejaVu Sans"/>
+                <w:b w:val="0"/>
+                <w:bCs w:val="0"/>
+                <w:i w:val="0"/>
+                <w:iCs w:val="0"/>
+              </w:rPr>
+              <w:t>●</w:t>
+            </w:r>
+            <w:r>
+              <w:rPr>
+                <w:color w:val="90CAF9"/>
+                <w:sz w:val="18"/>
+                <w:szCs w:val="18"/>
+                <w:rFonts w:ascii="DejaVu Sans" w:hAnsi="DejaVu Sans" w:eastAsia="DejaVu Sans" w:cs="DejaVu Sans"/>
+                <w:b w:val="0"/>
+                <w:bCs w:val="0"/>
+                <w:i w:val="0"/>
+                <w:iCs w:val="0"/>
+              </w:rPr>
+              <w:t>●</w:t>
             </w:r>
           </w:p>
           <w:p>
@@ -312,44 +332,64 @@
                 <w:sz w:val="18"/>
                 <w:szCs w:val="18"/>
                 <w:rFonts w:ascii="DejaVu Sans" w:hAnsi="DejaVu Sans" w:eastAsia="DejaVu Sans" w:cs="DejaVu Sans"/>
-              </w:rPr>
-              <w:sym w:font="DejaVu Sans" w:char="F06C"/>
-            </w:r>
-            <w:r>
-              <w:rPr>
-                <w:color w:val="90CAF9"/>
-                <w:sz w:val="18"/>
-                <w:szCs w:val="18"/>
-                <w:rFonts w:ascii="DejaVu Sans" w:hAnsi="DejaVu Sans" w:eastAsia="DejaVu Sans" w:cs="DejaVu Sans"/>
-              </w:rPr>
-              <w:sym w:font="DejaVu Sans" w:char="F06C"/>
-            </w:r>
-            <w:r>
-              <w:rPr>
-                <w:color w:val="90CAF9"/>
-                <w:sz w:val="18"/>
-                <w:szCs w:val="18"/>
-                <w:rFonts w:ascii="DejaVu Sans" w:hAnsi="DejaVu Sans" w:eastAsia="DejaVu Sans" w:cs="DejaVu Sans"/>
-              </w:rPr>
-              <w:sym w:font="DejaVu Sans" w:char="F06C"/>
-            </w:r>
-            <w:r>
-              <w:rPr>
-                <w:color w:val="90CAF9"/>
-                <w:sz w:val="18"/>
-                <w:szCs w:val="18"/>
-                <w:rFonts w:ascii="DejaVu Sans" w:hAnsi="DejaVu Sans" w:eastAsia="DejaVu Sans" w:cs="DejaVu Sans"/>
-              </w:rPr>
-              <w:sym w:font="DejaVu Sans" w:char="F06C"/>
-            </w:r>
-            <w:r>
-              <w:rPr>
-                <w:color w:val="90CAF9"/>
-                <w:sz w:val="18"/>
-                <w:szCs w:val="18"/>
-                <w:rFonts w:ascii="DejaVu Sans" w:hAnsi="DejaVu Sans" w:eastAsia="DejaVu Sans" w:cs="DejaVu Sans"/>
-              </w:rPr>
-              <w:sym w:font="DejaVu Sans" w:char="F0A1"/>
+                <w:b w:val="0"/>
+                <w:bCs w:val="0"/>
+                <w:i w:val="0"/>
+                <w:iCs w:val="0"/>
+              </w:rPr>
+              <w:t>●</w:t>
+            </w:r>
+            <w:r>
+              <w:rPr>
+                <w:color w:val="90CAF9"/>
+                <w:sz w:val="18"/>
+                <w:szCs w:val="18"/>
+                <w:rFonts w:ascii="DejaVu Sans" w:hAnsi="DejaVu Sans" w:eastAsia="DejaVu Sans" w:cs="DejaVu Sans"/>
+                <w:b w:val="0"/>
+                <w:bCs w:val="0"/>
+                <w:i w:val="0"/>
+                <w:iCs w:val="0"/>
+              </w:rPr>
+              <w:t>●</w:t>
+            </w:r>
+            <w:r>
+              <w:rPr>
+                <w:color w:val="90CAF9"/>
+                <w:sz w:val="18"/>
+                <w:szCs w:val="18"/>
+                <w:rFonts w:ascii="DejaVu Sans" w:hAnsi="DejaVu Sans" w:eastAsia="DejaVu Sans" w:cs="DejaVu Sans"/>
+                <w:b w:val="0"/>
+                <w:bCs w:val="0"/>
+                <w:i w:val="0"/>
+                <w:iCs w:val="0"/>
+              </w:rPr>
+              <w:t>●</w:t>
+            </w:r>
+            <w:r>
+              <w:rPr>
+                <w:color w:val="90CAF9"/>
+                <w:sz w:val="18"/>
+                <w:szCs w:val="18"/>
+                <w:rFonts w:ascii="DejaVu Sans" w:hAnsi="DejaVu Sans" w:eastAsia="DejaVu Sans" w:cs="DejaVu Sans"/>
+                <w:b w:val="0"/>
+                <w:bCs w:val="0"/>
+                <w:i w:val="0"/>
+                <w:iCs w:val="0"/>
+              </w:rPr>
+              <w:t>●</w:t>
+            </w:r>
+            <w:r>
+              <w:rPr>
+                <w:color w:val="90CAF9"/>
+                <w:sz w:val="18"/>
+                <w:szCs w:val="18"/>
+                <w:rFonts w:ascii="DejaVu Sans" w:hAnsi="DejaVu Sans" w:eastAsia="DejaVu Sans" w:cs="DejaVu Sans"/>
+                <w:b w:val="0"/>
+                <w:bCs w:val="0"/>
+                <w:i w:val="0"/>
+                <w:iCs w:val="0"/>
+              </w:rPr>
+              <w:t>○</w:t>
             </w:r>
           </w:p>
           <w:p>
@@ -378,44 +418,64 @@
                 <w:sz w:val="18"/>
                 <w:szCs w:val="18"/>
                 <w:rFonts w:ascii="DejaVu Sans" w:hAnsi="DejaVu Sans" w:eastAsia="DejaVu Sans" w:cs="DejaVu Sans"/>
-              </w:rPr>
-              <w:sym w:font="DejaVu Sans" w:char="F06C"/>
-            </w:r>
-            <w:r>
-              <w:rPr>
-                <w:color w:val="90CAF9"/>
-                <w:sz w:val="18"/>
-                <w:szCs w:val="18"/>
-                <w:rFonts w:ascii="DejaVu Sans" w:hAnsi="DejaVu Sans" w:eastAsia="DejaVu Sans" w:cs="DejaVu Sans"/>
-              </w:rPr>
-              <w:sym w:font="DejaVu Sans" w:char="F06C"/>
-            </w:r>
-            <w:r>
-              <w:rPr>
-                <w:color w:val="90CAF9"/>
-                <w:sz w:val="18"/>
-                <w:szCs w:val="18"/>
-                <w:rFonts w:ascii="DejaVu Sans" w:hAnsi="DejaVu Sans" w:eastAsia="DejaVu Sans" w:cs="DejaVu Sans"/>
-              </w:rPr>
-              <w:sym w:font="DejaVu Sans" w:char="F06C"/>
-            </w:r>
-            <w:r>
-              <w:rPr>
-                <w:color w:val="90CAF9"/>
-                <w:sz w:val="18"/>
-                <w:szCs w:val="18"/>
-                <w:rFonts w:ascii="DejaVu Sans" w:hAnsi="DejaVu Sans" w:eastAsia="DejaVu Sans" w:cs="DejaVu Sans"/>
-              </w:rPr>
-              <w:sym w:font="DejaVu Sans" w:char="F0A1"/>
-            </w:r>
-            <w:r>
-              <w:rPr>
-                <w:color w:val="90CAF9"/>
-                <w:sz w:val="18"/>
-                <w:szCs w:val="18"/>
-                <w:rFonts w:ascii="DejaVu Sans" w:hAnsi="DejaVu Sans" w:eastAsia="DejaVu Sans" w:cs="DejaVu Sans"/>
-              </w:rPr>
-              <w:sym w:font="DejaVu Sans" w:char="F0A1"/>
+                <w:b w:val="0"/>
+                <w:bCs w:val="0"/>
+                <w:i w:val="0"/>
+                <w:iCs w:val="0"/>
+              </w:rPr>
+              <w:t>●</w:t>
+            </w:r>
+            <w:r>
+              <w:rPr>
+                <w:color w:val="90CAF9"/>
+                <w:sz w:val="18"/>
+                <w:szCs w:val="18"/>
+                <w:rFonts w:ascii="DejaVu Sans" w:hAnsi="DejaVu Sans" w:eastAsia="DejaVu Sans" w:cs="DejaVu Sans"/>
+                <w:b w:val="0"/>
+                <w:bCs w:val="0"/>
+                <w:i w:val="0"/>
+                <w:iCs w:val="0"/>
+              </w:rPr>
+              <w:t>●</w:t>
+            </w:r>
+            <w:r>
+              <w:rPr>
+                <w:color w:val="90CAF9"/>
+                <w:sz w:val="18"/>
+                <w:szCs w:val="18"/>
+                <w:rFonts w:ascii="DejaVu Sans" w:hAnsi="DejaVu Sans" w:eastAsia="DejaVu Sans" w:cs="DejaVu Sans"/>
+                <w:b w:val="0"/>
+                <w:bCs w:val="0"/>
+                <w:i w:val="0"/>
+                <w:iCs w:val="0"/>
+              </w:rPr>
+              <w:t>●</w:t>
+            </w:r>
+            <w:r>
+              <w:rPr>
+                <w:color w:val="90CAF9"/>
+                <w:sz w:val="18"/>
+                <w:szCs w:val="18"/>
+                <w:rFonts w:ascii="DejaVu Sans" w:hAnsi="DejaVu Sans" w:eastAsia="DejaVu Sans" w:cs="DejaVu Sans"/>
+                <w:b w:val="0"/>
+                <w:bCs w:val="0"/>
+                <w:i w:val="0"/>
+                <w:iCs w:val="0"/>
+              </w:rPr>
+              <w:t>○</w:t>
+            </w:r>
+            <w:r>
+              <w:rPr>
+                <w:color w:val="90CAF9"/>
+                <w:sz w:val="18"/>
+                <w:szCs w:val="18"/>
+                <w:rFonts w:ascii="DejaVu Sans" w:hAnsi="DejaVu Sans" w:eastAsia="DejaVu Sans" w:cs="DejaVu Sans"/>
+                <w:b w:val="0"/>
+                <w:bCs w:val="0"/>
+                <w:i w:val="0"/>
+                <w:iCs w:val="0"/>
+              </w:rPr>
+              <w:t>○</w:t>
             </w:r>
           </w:p>
           <w:p>
@@ -444,44 +504,64 @@
                 <w:sz w:val="18"/>
                 <w:szCs w:val="18"/>
                 <w:rFonts w:ascii="DejaVu Sans" w:hAnsi="DejaVu Sans" w:eastAsia="DejaVu Sans" w:cs="DejaVu Sans"/>
-              </w:rPr>
-              <w:sym w:font="DejaVu Sans" w:char="F06C"/>
-            </w:r>
-            <w:r>
-              <w:rPr>
-                <w:color w:val="90CAF9"/>
-                <w:sz w:val="18"/>
-                <w:szCs w:val="18"/>
-                <w:rFonts w:ascii="DejaVu Sans" w:hAnsi="DejaVu Sans" w:eastAsia="DejaVu Sans" w:cs="DejaVu Sans"/>
-              </w:rPr>
-              <w:sym w:font="DejaVu Sans" w:char="F06C"/>
-            </w:r>
-            <w:r>
-              <w:rPr>
-                <w:color w:val="90CAF9"/>
-                <w:sz w:val="18"/>
-                <w:szCs w:val="18"/>
-                <w:rFonts w:ascii="DejaVu Sans" w:hAnsi="DejaVu Sans" w:eastAsia="DejaVu Sans" w:cs="DejaVu Sans"/>
-              </w:rPr>
-              <w:sym w:font="DejaVu Sans" w:char="F06C"/>
-            </w:r>
-            <w:r>
-              <w:rPr>
-                <w:color w:val="90CAF9"/>
-                <w:sz w:val="18"/>
-                <w:szCs w:val="18"/>
-                <w:rFonts w:ascii="DejaVu Sans" w:hAnsi="DejaVu Sans" w:eastAsia="DejaVu Sans" w:cs="DejaVu Sans"/>
-              </w:rPr>
-              <w:sym w:font="DejaVu Sans" w:char="F06C"/>
-            </w:r>
-            <w:r>
-              <w:rPr>
-                <w:color w:val="90CAF9"/>
-                <w:sz w:val="18"/>
-                <w:szCs w:val="18"/>
-                <w:rFonts w:ascii="DejaVu Sans" w:hAnsi="DejaVu Sans" w:eastAsia="DejaVu Sans" w:cs="DejaVu Sans"/>
-              </w:rPr>
-              <w:sym w:font="DejaVu Sans" w:char="F0A1"/>
+                <w:b w:val="0"/>
+                <w:bCs w:val="0"/>
+                <w:i w:val="0"/>
+                <w:iCs w:val="0"/>
+              </w:rPr>
+              <w:t>●</w:t>
+            </w:r>
+            <w:r>
+              <w:rPr>
+                <w:color w:val="90CAF9"/>
+                <w:sz w:val="18"/>
+                <w:szCs w:val="18"/>
+                <w:rFonts w:ascii="DejaVu Sans" w:hAnsi="DejaVu Sans" w:eastAsia="DejaVu Sans" w:cs="DejaVu Sans"/>
+                <w:b w:val="0"/>
+                <w:bCs w:val="0"/>
+                <w:i w:val="0"/>
+                <w:iCs w:val="0"/>
+              </w:rPr>
+              <w:t>●</w:t>
+            </w:r>
+            <w:r>
+              <w:rPr>
+                <w:color w:val="90CAF9"/>
+                <w:sz w:val="18"/>
+                <w:szCs w:val="18"/>
+                <w:rFonts w:ascii="DejaVu Sans" w:hAnsi="DejaVu Sans" w:eastAsia="DejaVu Sans" w:cs="DejaVu Sans"/>
+                <w:b w:val="0"/>
+                <w:bCs w:val="0"/>
+                <w:i w:val="0"/>
+                <w:iCs w:val="0"/>
+              </w:rPr>
+              <w:t>●</w:t>
+            </w:r>
+            <w:r>
+              <w:rPr>
+                <w:color w:val="90CAF9"/>
+                <w:sz w:val="18"/>
+                <w:szCs w:val="18"/>
+                <w:rFonts w:ascii="DejaVu Sans" w:hAnsi="DejaVu Sans" w:eastAsia="DejaVu Sans" w:cs="DejaVu Sans"/>
+                <w:b w:val="0"/>
+                <w:bCs w:val="0"/>
+                <w:i w:val="0"/>
+                <w:iCs w:val="0"/>
+              </w:rPr>
+              <w:t>●</w:t>
+            </w:r>
+            <w:r>
+              <w:rPr>
+                <w:color w:val="90CAF9"/>
+                <w:sz w:val="18"/>
+                <w:szCs w:val="18"/>
+                <w:rFonts w:ascii="DejaVu Sans" w:hAnsi="DejaVu Sans" w:eastAsia="DejaVu Sans" w:cs="DejaVu Sans"/>
+                <w:b w:val="0"/>
+                <w:bCs w:val="0"/>
+                <w:i w:val="0"/>
+                <w:iCs w:val="0"/>
+              </w:rPr>
+              <w:t>○</w:t>
             </w:r>
           </w:p>
           <w:p>
@@ -510,44 +590,64 @@
                 <w:sz w:val="18"/>
                 <w:szCs w:val="18"/>
                 <w:rFonts w:ascii="DejaVu Sans" w:hAnsi="DejaVu Sans" w:eastAsia="DejaVu Sans" w:cs="DejaVu Sans"/>
-              </w:rPr>
-              <w:sym w:font="DejaVu Sans" w:char="F06C"/>
-            </w:r>
-            <w:r>
-              <w:rPr>
-                <w:color w:val="90CAF9"/>
-                <w:sz w:val="18"/>
-                <w:szCs w:val="18"/>
-                <w:rFonts w:ascii="DejaVu Sans" w:hAnsi="DejaVu Sans" w:eastAsia="DejaVu Sans" w:cs="DejaVu Sans"/>
-              </w:rPr>
-              <w:sym w:font="DejaVu Sans" w:char="F06C"/>
-            </w:r>
-            <w:r>
-              <w:rPr>
-                <w:color w:val="90CAF9"/>
-                <w:sz w:val="18"/>
-                <w:szCs w:val="18"/>
-                <w:rFonts w:ascii="DejaVu Sans" w:hAnsi="DejaVu Sans" w:eastAsia="DejaVu Sans" w:cs="DejaVu Sans"/>
-              </w:rPr>
-              <w:sym w:font="DejaVu Sans" w:char="F06C"/>
-            </w:r>
-            <w:r>
-              <w:rPr>
-                <w:color w:val="90CAF9"/>
-                <w:sz w:val="18"/>
-                <w:szCs w:val="18"/>
-                <w:rFonts w:ascii="DejaVu Sans" w:hAnsi="DejaVu Sans" w:eastAsia="DejaVu Sans" w:cs="DejaVu Sans"/>
-              </w:rPr>
-              <w:sym w:font="DejaVu Sans" w:char="F06C"/>
-            </w:r>
-            <w:r>
-              <w:rPr>
-                <w:color w:val="90CAF9"/>
-                <w:sz w:val="18"/>
-                <w:szCs w:val="18"/>
-                <w:rFonts w:ascii="DejaVu Sans" w:hAnsi="DejaVu Sans" w:eastAsia="DejaVu Sans" w:cs="DejaVu Sans"/>
-              </w:rPr>
-              <w:sym w:font="DejaVu Sans" w:char="F06C"/>
+                <w:b w:val="0"/>
+                <w:bCs w:val="0"/>
+                <w:i w:val="0"/>
+                <w:iCs w:val="0"/>
+              </w:rPr>
+              <w:t>●</w:t>
+            </w:r>
+            <w:r>
+              <w:rPr>
+                <w:color w:val="90CAF9"/>
+                <w:sz w:val="18"/>
+                <w:szCs w:val="18"/>
+                <w:rFonts w:ascii="DejaVu Sans" w:hAnsi="DejaVu Sans" w:eastAsia="DejaVu Sans" w:cs="DejaVu Sans"/>
+                <w:b w:val="0"/>
+                <w:bCs w:val="0"/>
+                <w:i w:val="0"/>
+                <w:iCs w:val="0"/>
+              </w:rPr>
+              <w:t>●</w:t>
+            </w:r>
+            <w:r>
+              <w:rPr>
+                <w:color w:val="90CAF9"/>
+                <w:sz w:val="18"/>
+                <w:szCs w:val="18"/>
+                <w:rFonts w:ascii="DejaVu Sans" w:hAnsi="DejaVu Sans" w:eastAsia="DejaVu Sans" w:cs="DejaVu Sans"/>
+                <w:b w:val="0"/>
+                <w:bCs w:val="0"/>
+                <w:i w:val="0"/>
+                <w:iCs w:val="0"/>
+              </w:rPr>
+              <w:t>●</w:t>
+            </w:r>
+            <w:r>
+              <w:rPr>
+                <w:color w:val="90CAF9"/>
+                <w:sz w:val="18"/>
+                <w:szCs w:val="18"/>
+                <w:rFonts w:ascii="DejaVu Sans" w:hAnsi="DejaVu Sans" w:eastAsia="DejaVu Sans" w:cs="DejaVu Sans"/>
+                <w:b w:val="0"/>
+                <w:bCs w:val="0"/>
+                <w:i w:val="0"/>
+                <w:iCs w:val="0"/>
+              </w:rPr>
+              <w:t>●</w:t>
+            </w:r>
+            <w:r>
+              <w:rPr>
+                <w:color w:val="90CAF9"/>
+                <w:sz w:val="18"/>
+                <w:szCs w:val="18"/>
+                <w:rFonts w:ascii="DejaVu Sans" w:hAnsi="DejaVu Sans" w:eastAsia="DejaVu Sans" w:cs="DejaVu Sans"/>
+                <w:b w:val="0"/>
+                <w:bCs w:val="0"/>
+                <w:i w:val="0"/>
+                <w:iCs w:val="0"/>
+              </w:rPr>
+              <w:t>●</w:t>
             </w:r>
           </w:p>
           <w:p>
